--- a/[Foca(s)'TheFocaVault{TheVault(2'(wo)).AA}PP]/{ABSTRACTWORK}/{LANDLORD}SETUP/LiquiiidResume.docx
+++ b/[Foca(s)'TheFocaVault{TheVault(2'(wo)).AA}PP]/{ABSTRACTWORK}/{LANDLORD}SETUP/LiquiiidResume.docx
@@ -151,9 +151,8 @@
         <w:rPr>
           <w:b/>
         </w:rPr>
-        <w:t>*2{</w:t>
-      </w:r>
-      <w:proofErr w:type="gramStart"/>
+        <w:t>*2{8</w:t>
+      </w:r>
       <w:r>
         <w:rPr>
           <w:b/>
@@ -164,12 +163,6 @@
         <w:rPr>
           <w:b/>
         </w:rPr>
-        <w:t>8</w:t>
-      </w:r>
-      <w:r>
-        <w:rPr>
-          <w:b/>
-        </w:rPr>
         <w:t>}9</w:t>
       </w:r>
       <w:r>
@@ -179,11 +172,7 @@
         <w:t>:</w:t>
       </w:r>
       <w:r>
-        <w:t>2611</w:t>
-      </w:r>
-      <w:proofErr w:type="gramEnd"/>
-      <w:r>
-        <w:t xml:space="preserve"> N. Sawyer Ave.</w:t>
+        <w:t>2611 N. Sawyer Ave.</w:t>
       </w:r>
       <w:r>
         <w:rPr>
@@ -224,15 +213,7 @@
         <w:t>}’UNIT’UNIT #108</w:t>
       </w:r>
       <w:r>
-        <w:t>’</w:t>
-      </w:r>
-      <w:proofErr w:type="gramStart"/>
-      <w:r>
-        <w:t>108::</w:t>
-      </w:r>
-      <w:proofErr w:type="gramEnd"/>
-      <w:r>
-        <w:t>-{108})*:-/;</w:t>
+        <w:t>’108::-{108})*:-/;</w:t>
       </w:r>
       <w:r>
         <w:t>*</w:t>
@@ -323,46 +304,20 @@
           <w:color w:val="auto"/>
           <w:u w:val="none"/>
         </w:rPr>
-        <w:t>{I}{9</w:t>
-      </w:r>
-      <w:proofErr w:type="gramStart"/>
-      <w:r>
+        <w:t>{I}{9st}+/=’(7s)</w:t>
+      </w:r>
+    </w:p>
+    <w:p>
+      <w:pPr>
         <w:rPr>
           <w:rStyle w:val="Hyperlink"/>
-          <w:color w:val="auto"/>
-          <w:u w:val="none"/>
-        </w:rPr>
-        <w:t>st}+</w:t>
-      </w:r>
-      <w:proofErr w:type="gramEnd"/>
-      <w:r>
-        <w:rPr>
-          <w:rStyle w:val="Hyperlink"/>
-          <w:color w:val="auto"/>
-          <w:u w:val="none"/>
-        </w:rPr>
-        <w:t>/=’(7s)</w:t>
-      </w:r>
-    </w:p>
-    <w:p>
-      <w:pPr>
-        <w:rPr>
-          <w:rStyle w:val="Hyperlink"/>
-        </w:rPr>
-      </w:pPr>
-      <w:proofErr w:type="gramStart"/>
-      <w:r>
-        <w:rPr>
-          <w:b/>
-        </w:rPr>
-        <w:t>Linked[</w:t>
-      </w:r>
-      <w:proofErr w:type="gramEnd"/>
-      <w:r>
-        <w:rPr>
-          <w:b/>
-        </w:rPr>
-        <w:t>In]:</w:t>
+        </w:rPr>
+      </w:pPr>
+      <w:r>
+        <w:rPr>
+          <w:b/>
+        </w:rPr>
+        <w:t>Linked[In]:</w:t>
       </w:r>
       <w:r>
         <w:t>https:</w:t>
@@ -458,19 +413,11 @@
         </w:rPr>
         <w:t xml:space="preserve">Programming </w:t>
       </w:r>
-      <w:proofErr w:type="gramStart"/>
-      <w:r>
-        <w:rPr>
-          <w:b/>
-        </w:rPr>
-        <w:t>Languages( )</w:t>
-      </w:r>
-      <w:proofErr w:type="gramEnd"/>
-      <w:r>
-        <w:rPr>
-          <w:b/>
-        </w:rPr>
-        <w:t>:</w:t>
+      <w:r>
+        <w:rPr>
+          <w:b/>
+        </w:rPr>
+        <w:t>Languages( ):</w:t>
       </w:r>
       <w:r>
         <w:t>C#</w:t>
@@ -525,27 +472,7 @@
           <w:sz w:val="23"/>
           <w:szCs w:val="23"/>
         </w:rPr>
-        <w:t xml:space="preserve">- Databases </w:t>
-      </w:r>
-      <w:proofErr w:type="gramStart"/>
-      <w:r>
-        <w:rPr>
-          <w:b/>
-          <w:color w:val="000000"/>
-          <w:sz w:val="23"/>
-          <w:szCs w:val="23"/>
-        </w:rPr>
-        <w:t>[ ]</w:t>
-      </w:r>
-      <w:proofErr w:type="gramEnd"/>
-      <w:r>
-        <w:rPr>
-          <w:b/>
-          <w:color w:val="000000"/>
-          <w:sz w:val="23"/>
-          <w:szCs w:val="23"/>
-        </w:rPr>
-        <w:t>[ ]:</w:t>
+        <w:t>- Databases [ ][ ]:</w:t>
       </w:r>
       <w:r>
         <w:rPr>
@@ -610,25 +537,14 @@
         </w:rPr>
         <w:t>- Web</w:t>
       </w:r>
-      <w:proofErr w:type="gramStart"/>
-      <w:r>
-        <w:rPr>
-          <w:b/>
-          <w:color w:val="000000"/>
-          <w:sz w:val="23"/>
-          <w:szCs w:val="23"/>
-        </w:rPr>
-        <w:t>[](</w:t>
-      </w:r>
-      <w:proofErr w:type="gramEnd"/>
-      <w:r>
-        <w:rPr>
-          <w:b/>
-          <w:color w:val="000000"/>
-          <w:sz w:val="23"/>
-          <w:szCs w:val="23"/>
-        </w:rPr>
-        <w:t>/)</w:t>
+      <w:r>
+        <w:rPr>
+          <w:b/>
+          <w:color w:val="000000"/>
+          <w:sz w:val="23"/>
+          <w:szCs w:val="23"/>
+        </w:rPr>
+        <w:t>[](/)</w:t>
       </w:r>
       <w:r>
         <w:rPr>
@@ -787,7 +703,6 @@
         <w:t xml:space="preserve">- </w:t>
       </w:r>
       <w:proofErr w:type="spellStart"/>
-      <w:proofErr w:type="gramStart"/>
       <w:r>
         <w:rPr>
           <w:b/>
@@ -806,7 +721,6 @@
         <w:t>MicrosoftVisualStudio</w:t>
       </w:r>
       <w:proofErr w:type="spellEnd"/>
-      <w:proofErr w:type="gramEnd"/>
       <w:r>
         <w:rPr>
           <w:color w:val="000000"/>
@@ -918,36 +832,16 @@
           <w:sz w:val="23"/>
           <w:szCs w:val="23"/>
         </w:rPr>
-        <w:t xml:space="preserve">- Operating </w:t>
-      </w:r>
-      <w:proofErr w:type="gramStart"/>
-      <w:r>
-        <w:rPr>
-          <w:b/>
-          <w:color w:val="000000"/>
-          <w:sz w:val="23"/>
-          <w:szCs w:val="23"/>
-        </w:rPr>
-        <w:t>Systems</w:t>
-      </w:r>
-      <w:r>
-        <w:rPr>
-          <w:b/>
-          <w:color w:val="000000"/>
-          <w:sz w:val="23"/>
-          <w:szCs w:val="23"/>
-        </w:rPr>
-        <w:t>(</w:t>
-      </w:r>
-      <w:proofErr w:type="gramEnd"/>
-      <w:r>
-        <w:rPr>
-          <w:b/>
-          <w:color w:val="000000"/>
-          <w:sz w:val="23"/>
-          <w:szCs w:val="23"/>
-        </w:rPr>
-        <w:t>All)</w:t>
+        <w:t>- Operating Systems</w:t>
+      </w:r>
+      <w:r>
+        <w:rPr>
+          <w:b/>
+          <w:color w:val="000000"/>
+          <w:sz w:val="23"/>
+          <w:szCs w:val="23"/>
+        </w:rPr>
+        <w:t>(All)</w:t>
       </w:r>
       <w:r>
         <w:rPr>
@@ -975,7 +869,6 @@
           <w:szCs w:val="23"/>
         </w:rPr>
       </w:pPr>
-      <w:proofErr w:type="gramStart"/>
       <w:r>
         <w:rPr>
           <w:color w:val="000000"/>
@@ -992,7 +885,6 @@
         </w:rPr>
         <w:t>(</w:t>
       </w:r>
-      <w:proofErr w:type="gramEnd"/>
       <w:r>
         <w:rPr>
           <w:b/>
@@ -1110,23 +1002,7 @@
           <w:b/>
           <w:color w:val="70AD47"/>
         </w:rPr>
-        <w:t>’(</w:t>
-      </w:r>
-      <w:proofErr w:type="gramStart"/>
-      <w:r>
-        <w:rPr>
-          <w:b/>
-          <w:color w:val="70AD47"/>
-        </w:rPr>
-        <w:t>#::</w:t>
-      </w:r>
-      <w:proofErr w:type="gramEnd"/>
-      <w:r>
-        <w:rPr>
-          <w:b/>
-          <w:color w:val="70AD47"/>
-        </w:rPr>
-        <w:t>’Education’::#):09’0’)00x/:’++/==:-;”-‘{m}[/707\]’+/=</w:t>
+        <w:t>’(#::’Education’::#):09’0’)00x/:’++/==:-;”-‘{m}[/707\]’+/=</w:t>
       </w:r>
     </w:p>
     <w:p>
@@ -1262,21 +1138,7 @@
         <w:rPr>
           <w:b/>
         </w:rPr>
-        <w:t xml:space="preserve">December of 2012, </w:t>
-      </w:r>
-      <w:proofErr w:type="gramStart"/>
-      <w:r>
-        <w:rPr>
-          <w:b/>
-        </w:rPr>
-        <w:t>CCC.(</w:t>
-      </w:r>
-      <w:proofErr w:type="gramEnd"/>
-      <w:r>
-        <w:rPr>
-          <w:b/>
-        </w:rPr>
-        <w:t>/’0)’T”/’</w:t>
+        <w:t>December of 2012, CCC.(/’0)’T”/’</w:t>
       </w:r>
       <w:r>
         <w:rPr>
@@ -1297,15 +1159,7 @@
         <w:t>City Colleges of Chicago</w:t>
       </w:r>
       <w:r>
-        <w:t xml:space="preserve">, Harold Washington </w:t>
-      </w:r>
-      <w:proofErr w:type="gramStart"/>
-      <w:r>
-        <w:t>education.(</w:t>
-      </w:r>
-      <w:proofErr w:type="gramEnd"/>
-      <w:r>
-        <w:t>:/”009/”:-‘);PST09:/;’{L}</w:t>
+        <w:t>, Harold Washington education.(:/”009/”:-‘);PST09:/;’{L}</w:t>
       </w:r>
     </w:p>
     <w:p/>
@@ -1353,27 +1207,13 @@
         <w:rPr>
           <w:b/>
         </w:rPr>
-        <w:t>Correspondent:</w:t>
-      </w:r>
-      <w:proofErr w:type="gramStart"/>
-      <w:r>
-        <w:rPr>
-          <w:b/>
-        </w:rPr>
-        <w:t>809.</w:t>
-      </w:r>
-      <w:r>
-        <w:rPr>
-          <w:b/>
-        </w:rPr>
-        <w:t>+</w:t>
-      </w:r>
-      <w:proofErr w:type="gramEnd"/>
-      <w:r>
-        <w:rPr>
-          <w:b/>
-        </w:rPr>
-        <w:t>/=’</w:t>
+        <w:t>Correspondent:809.</w:t>
+      </w:r>
+      <w:r>
+        <w:rPr>
+          <w:b/>
+        </w:rPr>
+        <w:t>+/=’</w:t>
       </w:r>
       <w:r>
         <w:rPr>
@@ -1392,21 +1232,19 @@
         <w:rPr>
           <w:b/>
         </w:rPr>
-        <w:t>CNN News-Corespondent:8{8}</w:t>
-      </w:r>
-      <w:proofErr w:type="gramStart"/>
-      <w:r>
-        <w:rPr>
-          <w:b/>
-        </w:rPr>
-        <w:t>09.+</w:t>
-      </w:r>
-      <w:proofErr w:type="gramEnd"/>
-      <w:r>
-        <w:rPr>
-          <w:b/>
-        </w:rPr>
-        <w:t>/=’</w:t>
+        <w:t>CNN News-Cor</w:t>
+      </w:r>
+      <w:r>
+        <w:rPr>
+          <w:b/>
+        </w:rPr>
+        <w:t>r</w:t>
+      </w:r>
+      <w:r>
+        <w:rPr>
+          <w:b/>
+        </w:rPr>
+        <w:t>espondent:8{8}09.+/=’</w:t>
       </w:r>
     </w:p>
     <w:p>
@@ -1482,21 +1320,7 @@
         <w:rPr>
           <w:b/>
         </w:rPr>
-        <w:t>iams</w:t>
-      </w:r>
-      <w:proofErr w:type="gramStart"/>
-      <w:r>
-        <w:rPr>
-          <w:b/>
-        </w:rPr>
-        <w:t>.:09;?</w:t>
-      </w:r>
-      <w:proofErr w:type="gramEnd"/>
-      <w:r>
-        <w:rPr>
-          <w:b/>
-        </w:rPr>
-        <w:t>/(s)”-‘</w:t>
+        <w:t>iams.:09;?/(s)”-‘</w:t>
       </w:r>
       <w:r>
         <w:rPr>
@@ -1546,14 +1370,7 @@
         <w:rPr>
           <w:bCs/>
         </w:rPr>
-        <w:t>[/D</w:t>
-      </w:r>
-      <w:proofErr w:type="gramStart"/>
-      <w:r>
-        <w:rPr>
-          <w:bCs/>
-        </w:rPr>
-        <w:t>\]</w:t>
+        <w:t>[/D\]</w:t>
       </w:r>
       <w:proofErr w:type="spellStart"/>
       <w:r>
@@ -1563,7 +1380,6 @@
         <w:t>eveloper</w:t>
       </w:r>
       <w:proofErr w:type="spellEnd"/>
-      <w:proofErr w:type="gramEnd"/>
       <w:r>
         <w:rPr>
           <w:bCs/>
@@ -1686,14 +1502,7 @@
         <w:rPr>
           <w:b/>
         </w:rPr>
-        <w:t xml:space="preserve">Public </w:t>
-      </w:r>
-      <w:proofErr w:type="gramStart"/>
-      <w:r>
-        <w:rPr>
-          <w:b/>
-        </w:rPr>
-        <w:t>table</w:t>
+        <w:t>Public table</w:t>
       </w:r>
       <w:r>
         <w:rPr>
@@ -1702,7 +1511,6 @@
         <w:t>s(</w:t>
       </w:r>
       <w:proofErr w:type="spellStart"/>
-      <w:proofErr w:type="gramEnd"/>
       <w:r>
         <w:rPr>
           <w:b/>
@@ -1881,19 +1689,11 @@
         </w:rPr>
         <w:t>Websites.</w:t>
       </w:r>
-      <w:proofErr w:type="gramStart"/>
-      <w:r>
-        <w:rPr>
-          <w:b/>
-        </w:rPr>
-        <w:t>’{</w:t>
-      </w:r>
-      <w:proofErr w:type="gramEnd"/>
-      <w:r>
-        <w:rPr>
-          <w:b/>
-        </w:rPr>
-        <w:t>Signed ::-)’N{D}A::-)’;}+/=’</w:t>
+      <w:r>
+        <w:rPr>
+          <w:b/>
+        </w:rPr>
+        <w:t>’{Signed ::-)’N{D}A::-)’;}+/=’</w:t>
       </w:r>
     </w:p>
     <w:p>
@@ -1947,21 +1747,7 @@
         <w:rPr>
           <w:b/>
         </w:rPr>
-        <w:t>’{LLT:x</w:t>
-      </w:r>
-      <w:proofErr w:type="gramStart"/>
-      <w:r>
-        <w:rPr>
-          <w:b/>
-        </w:rPr>
-        <w:t>}:-</w:t>
-      </w:r>
-      <w:proofErr w:type="gramEnd"/>
-      <w:r>
-        <w:rPr>
-          <w:b/>
-        </w:rPr>
-        <w:t>‘);-0’);?/’(::?/’-??/0?’::-‘)0?/’{x}::-)’:-?/;’)</w:t>
+        <w:t>’{LLT:x}:-‘);-0’);?/’(::?/’-??/0?’::-‘)0?/’{x}::-)’:-?/;’)</w:t>
       </w:r>
     </w:p>
     <w:p>
@@ -1987,58 +1773,74 @@
         <w:rPr>
           <w:color w:val="70AD47"/>
         </w:rPr>
-        <w:t xml:space="preserve">//’Personal </w:t>
-      </w:r>
-      <w:proofErr w:type="gramStart"/>
-      <w:r>
-        <w:rPr>
-          <w:color w:val="70AD47"/>
-        </w:rPr>
-        <w:t>Portfolio::</w:t>
-      </w:r>
-      <w:proofErr w:type="gramEnd"/>
-      <w:r>
-        <w:rPr>
-          <w:color w:val="70AD47"/>
-        </w:rPr>
-        <w:t>-;0/’)::-00;?/0?/’)::-0’);?/’&lt;,{[&lt;M{N}IOP:-/;}+/[=]’</w:t>
+        <w:t>//’Personal Portfolio::-;0/’)::-00;?/0?/’)::-0’);?/’&lt;,{[&lt;M{N}IOP:-/;}+/[=]’</w:t>
       </w:r>
     </w:p>
     <w:p/>
     <w:p>
+      <w:pPr>
+        <w:ind w:left="720"/>
+      </w:pPr>
+      <w:r>
+        <w:t>{::/’[Discord]’\::’+/[=]}’{{([P])}.&gt;?/’I{O}::-{P};?/’&lt;,{M.&gt;’</w:t>
+      </w:r>
+      <w:r>
+        <w:rPr>
+          <w:rFonts w:ascii="Helvetica" w:hAnsi="Helvetica" w:cs="Helvetica"/>
+          <w:sz w:val="21"/>
+          <w:szCs w:val="21"/>
+        </w:rPr>
+        <w:t>shauntmcgovern</w:t>
+      </w:r>
+      <w:r>
+        <w:rPr>
+          <w:rFonts w:ascii="Helvetica" w:hAnsi="Helvetica" w:cs="Helvetica"/>
+          <w:sz w:val="21"/>
+          <w:szCs w:val="21"/>
+        </w:rPr>
+        <w:t>:09</w:t>
+      </w:r>
+      <w:r>
+        <w:br/>
+        <w:t>[</w:t>
+      </w:r>
+      <w:r>
+        <w:t>Skype</w:t>
+      </w:r>
+      <w:r>
+        <w:t>]’</w:t>
+      </w:r>
+      <w:r>
+        <w:t>:</w:t>
+      </w:r>
+      <w:proofErr w:type="spellStart"/>
+      <w:r>
+        <w:t>shauntmcgovern</w:t>
+      </w:r>
+      <w:proofErr w:type="spellEnd"/>
+      <w:r>
+        <w:t xml:space="preserve"> (shauntmcgovern@gmail.com)</w:t>
+      </w:r>
+    </w:p>
+    <w:p>
+      <w:r>
+        <w:t xml:space="preserve">    </w:t>
+      </w:r>
       <w:r>
         <w:tab/>
-      </w:r>
-      <w:proofErr w:type="spellStart"/>
-      <w:proofErr w:type="gramStart"/>
-      <w:r>
-        <w:t>Skype:shauntmcgovern</w:t>
-      </w:r>
-      <w:proofErr w:type="spellEnd"/>
-      <w:proofErr w:type="gramEnd"/>
-      <w:r>
-        <w:t xml:space="preserve"> (shauntmcgovern@gmail.com)</w:t>
-      </w:r>
-    </w:p>
-    <w:p>
-      <w:r>
-        <w:t xml:space="preserve">    </w:t>
-      </w:r>
-      <w:r>
-        <w:tab/>
-      </w:r>
-      <w:proofErr w:type="spellStart"/>
-      <w:proofErr w:type="gramStart"/>
-      <w:r>
-        <w:t>Instagram:https</w:t>
-      </w:r>
-      <w:proofErr w:type="spellEnd"/>
-      <w:proofErr w:type="gramEnd"/>
-      <w:r>
-        <w:t>://</w:t>
+        <w:t>Instagram</w:t>
+      </w:r>
+      <w:r>
+        <w:t>’{Instagram}:-;</w:t>
+      </w:r>
+      <w:r>
+        <w:t>:https://</w:t>
       </w:r>
       <w:r>
         <w:t xml:space="preserve"> www.instagram.com/roze.glaci8rr88laxx/</w:t>
+      </w:r>
+      <w:r>
+        <w:t>’P</w:t>
       </w:r>
     </w:p>
     <w:p>
@@ -2050,55 +1852,23 @@
         <w:t>Facebook</w:t>
       </w:r>
       <w:r>
-        <w:t>’[Facebook</w:t>
-      </w:r>
-      <w:proofErr w:type="gramStart"/>
-      <w:r>
-        <w:t>]</w:t>
+        <w:t>’[Facebook]</w:t>
       </w:r>
       <w:r>
         <w:t>:https://www.facebook.com/shaun.mcgovern.90/</w:t>
       </w:r>
-      <w:proofErr w:type="gramEnd"/>
-    </w:p>
-    <w:p>
-      <w:r>
-        <w:t xml:space="preserve">    </w:t>
+      <w:r>
+        <w:t>::’{K}:-;:--“;?/’P</w:t>
       </w:r>
       <w:r>
         <w:tab/>
       </w:r>
-      <w:proofErr w:type="spellStart"/>
-      <w:proofErr w:type="gramStart"/>
-      <w:r>
-        <w:t>Twitter:https</w:t>
-      </w:r>
-      <w:proofErr w:type="spellEnd"/>
-      <w:r>
-        <w:t>://</w:t>
-      </w:r>
-      <w:r>
-        <w:t>x</w:t>
-      </w:r>
-      <w:r>
-        <w:t>.com/</w:t>
-      </w:r>
-      <w:proofErr w:type="spellStart"/>
-      <w:r>
-        <w:t>nameRozeee</w:t>
-      </w:r>
-      <w:proofErr w:type="spellEnd"/>
-      <w:proofErr w:type="gramEnd"/>
-    </w:p>
-    <w:p>
-      <w:r>
-        <w:tab/>
-      </w:r>
-      <w:proofErr w:type="gramStart"/>
+      <w:r>
+        <w:t>K’</w:t>
+      </w:r>
       <w:r>
         <w:t>Youtube:https://www.youtube.com/channel/UC9-7okFD2r3YO2NMeQFZshw/videos</w:t>
       </w:r>
-      <w:proofErr w:type="gramEnd"/>
     </w:p>
     <w:p/>
     <w:p>
@@ -2117,6 +1887,14 @@
     <w:p>
       <w:pPr>
         <w:rPr>
+          <w:b/>
+          <w:bCs/>
+        </w:rPr>
+      </w:pPr>
+    </w:p>
+    <w:p>
+      <w:pPr>
+        <w:rPr>
           <w:color w:val="FF0000"/>
         </w:rPr>
       </w:pPr>
@@ -2125,7 +1903,6 @@
           <w:b/>
           <w:bCs/>
         </w:rPr>
-        <w:lastRenderedPageBreak/>
         <w:t>Shaun McGovern</w:t>
       </w:r>
     </w:p>
@@ -2141,519 +1918,449 @@
       </w:pPr>
       <w:r>
         <w:rPr>
+          <w:color w:val="auto"/>
+        </w:rPr>
+        <w:t>Contact Phone::’)</w:t>
+      </w:r>
+      <w:r>
+        <w:rPr>
           <w:b w:val="0"/>
           <w:bCs/>
           <w:color w:val="auto"/>
         </w:rPr>
-        <w:t xml:space="preserve">Contact </w:t>
-      </w:r>
-      <w:proofErr w:type="gramStart"/>
+        <w:t>872</w:t>
+      </w:r>
       <w:r>
         <w:rPr>
           <w:b w:val="0"/>
           <w:bCs/>
           <w:color w:val="auto"/>
         </w:rPr>
-        <w:t>Phone::</w:t>
-      </w:r>
-      <w:proofErr w:type="gramEnd"/>
+        <w:t>.</w:t>
+      </w:r>
       <w:r>
         <w:rPr>
           <w:b w:val="0"/>
           <w:bCs/>
           <w:color w:val="auto"/>
         </w:rPr>
+        <w:t>208</w:t>
+      </w:r>
+      <w:r>
+        <w:rPr>
+          <w:b w:val="0"/>
+          <w:bCs/>
+          <w:color w:val="auto"/>
+        </w:rPr>
+        <w:t>.</w:t>
+      </w:r>
+      <w:r>
+        <w:rPr>
+          <w:b w:val="0"/>
+          <w:bCs/>
+          <w:color w:val="auto"/>
+        </w:rPr>
+        <w:t>1363</w:t>
+      </w:r>
+    </w:p>
+    <w:p>
+      <w:pPr>
+        <w:rPr>
+          <w:b/>
+          <w:bCs/>
+        </w:rPr>
+      </w:pPr>
+      <w:r>
+        <w:rPr>
+          <w:b/>
+          <w:bCs/>
+        </w:rPr>
+        <w:t>Email::’)</w:t>
+      </w:r>
+      <w:r>
+        <w:t>shauntmcgovern@gmail.com</w:t>
+      </w:r>
+    </w:p>
+    <w:p>
+      <w:pPr>
+        <w:rPr>
+          <w:b/>
+          <w:bCs/>
+        </w:rPr>
+      </w:pPr>
+      <w:r>
+        <w:rPr>
+          <w:b/>
+          <w:bCs/>
+        </w:rPr>
+        <w:t>2611 N. Sawyer Ave.</w:t>
+      </w:r>
+      <w:r>
+        <w:rPr>
+          <w:b/>
+          <w:bCs/>
+        </w:rPr>
+        <w:t>’{SRO}</w:t>
+      </w:r>
+    </w:p>
+    <w:p>
+      <w:pPr>
+        <w:rPr>
+          <w:b/>
+          <w:bCs/>
+        </w:rPr>
+      </w:pPr>
+      <w:r>
+        <w:rPr>
+          <w:b/>
+          <w:bCs/>
+        </w:rPr>
+        <w:t>Unit#108</w:t>
+      </w:r>
+      <w:r>
+        <w:rPr>
+          <w:b/>
+          <w:bCs/>
+        </w:rPr>
+        <w:t>’108::-;’:-)’;</w:t>
+      </w:r>
+    </w:p>
+    <w:p>
+      <w:r>
+        <w:rPr>
+          <w:b/>
+          <w:bCs/>
+        </w:rPr>
+        <w:t>Chicago IL, 60647</w:t>
+      </w:r>
+      <w:r>
+        <w:rPr>
+          <w:b/>
+          <w:bCs/>
+        </w:rPr>
+        <w:t>’{60647}</w:t>
+      </w:r>
+    </w:p>
+    <w:p>
+      <w:r>
+        <w:rPr>
+          <w:b/>
+          <w:bCs/>
+        </w:rPr>
+        <w:t>Chicago IL, 60647</w:t>
+      </w:r>
+      <w:r>
+        <w:rPr>
+          <w:b/>
+          <w:bCs/>
+        </w:rPr>
+        <w:t>’{60647}</w:t>
+      </w:r>
+      <w:r>
+        <w:rPr>
+          <w:b/>
+          <w:bCs/>
+        </w:rPr>
+        <w:t>’{K}</w:t>
+      </w:r>
+    </w:p>
+    <w:p/>
+    <w:p>
+      <w:pPr>
+        <w:rPr>
+          <w:b/>
+        </w:rPr>
+      </w:pPr>
+      <w:r>
+        <w:rPr>
+          <w:b/>
+        </w:rPr>
+        <w:t>The</w:t>
+      </w:r>
+      <w:r>
+        <w:rPr>
+          <w:b/>
+        </w:rPr>
+        <w:t>{</w:t>
+      </w:r>
+      <w:proofErr w:type="spellStart"/>
+      <w:r>
+        <w:rPr>
+          <w:b/>
+        </w:rPr>
+        <w:t>ee</w:t>
+      </w:r>
+      <w:proofErr w:type="spellEnd"/>
+      <w:r>
+        <w:rPr>
+          <w:b/>
+        </w:rPr>
+        <w:t>}</w:t>
+      </w:r>
+      <w:r>
+        <w:rPr>
+          <w:b/>
+        </w:rPr>
+        <w:t>’ #P09*80’(9:’0’::’-:’)LZ::;?/’</w:t>
+      </w:r>
+      <w:r>
+        <w:rPr>
+          <w:b/>
+        </w:rPr>
+        <w:t>G</w:t>
+      </w:r>
+      <w:r>
+        <w:rPr>
+          <w:b/>
+        </w:rPr>
+        <w:t>{G}</w:t>
+      </w:r>
+      <w:r>
+        <w:rPr>
+          <w:b/>
+        </w:rPr>
+        <w:t>rainer-P(*)80*9</w:t>
+      </w:r>
+    </w:p>
+    <w:p>
+      <w:pPr>
+        <w:rPr>
+          <w:bCs/>
+        </w:rPr>
+      </w:pPr>
+      <w:r>
+        <w:rPr>
+          <w:bCs/>
+        </w:rPr>
+        <w:t>2011 – Present.</w:t>
+      </w:r>
+      <w:r>
+        <w:rPr>
+          <w:bCs/>
+        </w:rPr>
+        <w:t>’{Present}:09 Day’1/2026*’2026</w:t>
+      </w:r>
+    </w:p>
+    <w:p>
+      <w:pPr>
+        <w:rPr>
+          <w:bCs/>
+        </w:rPr>
+      </w:pPr>
+      <w:r>
+        <w:rPr>
+          <w:bCs/>
+        </w:rPr>
+        <w:t>Donald Trump Inc.</w:t>
+      </w:r>
+      <w:r>
+        <w:rPr>
+          <w:bCs/>
+        </w:rPr>
+        <w:t xml:space="preserve"> </w:t>
+      </w:r>
+      <w:r>
+        <w:rPr>
+          <w:bCs/>
+        </w:rPr>
+        <w:t>/</w:t>
+      </w:r>
+      <w:r>
+        <w:rPr>
+          <w:bCs/>
+        </w:rPr>
+        <w:t xml:space="preserve"> </w:t>
+      </w:r>
+      <w:r>
+        <w:rPr>
+          <w:bCs/>
+        </w:rPr>
+        <w:t>Barack Obama Inc(./::)’PST:09</w:t>
+      </w:r>
+    </w:p>
+    <w:p>
+      <w:pPr>
+        <w:rPr>
+          <w:b/>
+          <w:bCs/>
+        </w:rPr>
+      </w:pPr>
+    </w:p>
+    <w:p>
+      <w:pPr>
+        <w:rPr>
+          <w:b/>
+          <w:bCs/>
+        </w:rPr>
+      </w:pPr>
+      <w:r>
+        <w:rPr>
+          <w:b/>
+          <w:bCs/>
+        </w:rPr>
+        <w:t xml:space="preserve">Bartender, </w:t>
+      </w:r>
+      <w:proofErr w:type="spellStart"/>
+      <w:r>
+        <w:rPr>
+          <w:b/>
+          <w:bCs/>
+        </w:rPr>
+        <w:t>DoorMan</w:t>
+      </w:r>
+      <w:proofErr w:type="spellEnd"/>
+      <w:r>
+        <w:rPr>
+          <w:b/>
+          <w:bCs/>
+        </w:rPr>
+        <w:t xml:space="preserve">, </w:t>
+      </w:r>
+      <w:proofErr w:type="spellStart"/>
+      <w:r>
+        <w:rPr>
+          <w:b/>
+          <w:bCs/>
+        </w:rPr>
+        <w:t>Bar</w:t>
+      </w:r>
+      <w:r>
+        <w:rPr>
+          <w:b/>
+          <w:bCs/>
+        </w:rPr>
+        <w:t>B</w:t>
+      </w:r>
+      <w:r>
+        <w:rPr>
+          <w:b/>
+          <w:bCs/>
+        </w:rPr>
+        <w:t>ack</w:t>
+      </w:r>
+      <w:proofErr w:type="spellEnd"/>
+      <w:r>
+        <w:rPr>
+          <w:b/>
+          <w:bCs/>
+        </w:rPr>
+        <w:t>, Bus</w:t>
+      </w:r>
+      <w:r>
+        <w:rPr>
+          <w:b/>
+          <w:bCs/>
+        </w:rPr>
+        <w:t>--</w:t>
+      </w:r>
+      <w:r>
+        <w:rPr>
+          <w:b/>
+          <w:bCs/>
+        </w:rPr>
+        <w:t>boy</w:t>
+      </w:r>
+      <w:r>
+        <w:rPr>
+          <w:b/>
+          <w:bCs/>
+        </w:rPr>
+        <w:t>, Dis</w:t>
+      </w:r>
+      <w:r>
+        <w:rPr>
+          <w:b/>
+          <w:bCs/>
+        </w:rPr>
+        <w:t xml:space="preserve">h </w:t>
+      </w:r>
+      <w:r>
+        <w:rPr>
+          <w:b/>
+          <w:bCs/>
+        </w:rPr>
+        <w:t xml:space="preserve">washer, </w:t>
+      </w:r>
+      <w:proofErr w:type="spellStart"/>
+      <w:r>
+        <w:rPr>
+          <w:b/>
+          <w:bCs/>
+        </w:rPr>
+        <w:t>UtilityMan’PS:T</w:t>
+      </w:r>
+      <w:proofErr w:type="spellEnd"/>
+      <w:r>
+        <w:rPr>
+          <w:b/>
+          <w:bCs/>
+        </w:rPr>
         <w:t>’)</w:t>
       </w:r>
       <w:r>
         <w:rPr>
-          <w:b w:val="0"/>
-          <w:bCs/>
-          <w:color w:val="auto"/>
-        </w:rPr>
-        <w:t>872</w:t>
-      </w:r>
-      <w:r>
-        <w:rPr>
-          <w:b w:val="0"/>
-          <w:bCs/>
-          <w:color w:val="auto"/>
-        </w:rPr>
-        <w:t>.</w:t>
-      </w:r>
-      <w:r>
-        <w:rPr>
-          <w:b w:val="0"/>
-          <w:bCs/>
-          <w:color w:val="auto"/>
-        </w:rPr>
-        <w:t>208</w:t>
-      </w:r>
-      <w:r>
-        <w:rPr>
-          <w:b w:val="0"/>
-          <w:bCs/>
-          <w:color w:val="auto"/>
-        </w:rPr>
-        <w:t>.</w:t>
-      </w:r>
-      <w:r>
-        <w:rPr>
-          <w:b w:val="0"/>
-          <w:bCs/>
-          <w:color w:val="auto"/>
-        </w:rPr>
-        <w:t>1363</w:t>
-      </w:r>
-    </w:p>
-    <w:p>
-      <w:pPr>
-        <w:rPr>
-          <w:b/>
-          <w:bCs/>
-        </w:rPr>
-      </w:pPr>
-      <w:proofErr w:type="gramStart"/>
-      <w:r>
-        <w:rPr>
-          <w:b/>
-          <w:bCs/>
-        </w:rPr>
-        <w:t>Email::</w:t>
-      </w:r>
-      <w:proofErr w:type="gramEnd"/>
-      <w:r>
-        <w:rPr>
-          <w:b/>
-          <w:bCs/>
-        </w:rPr>
-        <w:t>’)</w:t>
-      </w:r>
-      <w:r>
-        <w:t>shauntmcgovern@gmail.com</w:t>
-      </w:r>
-    </w:p>
-    <w:p>
-      <w:pPr>
-        <w:rPr>
-          <w:b/>
-          <w:bCs/>
-        </w:rPr>
-      </w:pPr>
-      <w:r>
-        <w:rPr>
-          <w:b/>
-          <w:bCs/>
-        </w:rPr>
-        <w:t>2611 N. Sawyer Ave.</w:t>
-      </w:r>
-      <w:r>
-        <w:rPr>
-          <w:b/>
-          <w:bCs/>
-        </w:rPr>
-        <w:t>’{SRO}</w:t>
-      </w:r>
-    </w:p>
-    <w:p>
-      <w:pPr>
-        <w:rPr>
-          <w:b/>
-          <w:bCs/>
-        </w:rPr>
-      </w:pPr>
-      <w:r>
-        <w:rPr>
-          <w:b/>
-          <w:bCs/>
-        </w:rPr>
-        <w:t>Unit#108</w:t>
-      </w:r>
-      <w:r>
-        <w:rPr>
-          <w:b/>
-          <w:bCs/>
-        </w:rPr>
-        <w:t>’</w:t>
-      </w:r>
-      <w:proofErr w:type="gramStart"/>
-      <w:r>
-        <w:rPr>
-          <w:b/>
-          <w:bCs/>
-        </w:rPr>
-        <w:t>108::</w:t>
-      </w:r>
-      <w:proofErr w:type="gramEnd"/>
-      <w:r>
-        <w:rPr>
-          <w:b/>
-          <w:bCs/>
-        </w:rPr>
-        <w:t>-;’:-)’;</w:t>
-      </w:r>
-    </w:p>
-    <w:p>
-      <w:r>
-        <w:rPr>
-          <w:b/>
-          <w:bCs/>
-        </w:rPr>
-        <w:t>Chicago IL, 60647</w:t>
-      </w:r>
-      <w:proofErr w:type="gramStart"/>
-      <w:r>
-        <w:rPr>
-          <w:b/>
-          <w:bCs/>
-        </w:rPr>
-        <w:t>’{</w:t>
-      </w:r>
-      <w:proofErr w:type="gramEnd"/>
-      <w:r>
-        <w:rPr>
-          <w:b/>
-          <w:bCs/>
-        </w:rPr>
-        <w:t>60647}</w:t>
-      </w:r>
-    </w:p>
-    <w:p/>
-    <w:p>
-      <w:pPr>
-        <w:rPr>
-          <w:b/>
-        </w:rPr>
-      </w:pPr>
-      <w:r>
-        <w:rPr>
-          <w:b/>
-        </w:rPr>
-        <w:t>The</w:t>
-      </w:r>
-      <w:r>
-        <w:rPr>
-          <w:b/>
-        </w:rPr>
+          <w:b/>
+          <w:bCs/>
+        </w:rPr>
+        <w:t>*</w:t>
+      </w:r>
+      <w:r>
+        <w:rPr>
+          <w:b/>
+          <w:bCs/>
+        </w:rPr>
+        <w:t>::’09</w:t>
+      </w:r>
+      <w:r>
+        <w:rPr>
+          <w:b/>
+          <w:bCs/>
+        </w:rPr>
+        <w:t>{9}</w:t>
+      </w:r>
+      <w:r>
+        <w:rPr>
+          <w:b/>
+          <w:bCs/>
+        </w:rPr>
+        <w:t>::-/;L’</w:t>
+      </w:r>
+    </w:p>
+    <w:p>
+      <w:pPr>
+        <w:rPr>
+          <w:b/>
+          <w:bCs/>
+        </w:rPr>
+      </w:pPr>
+      <w:r>
+        <w:t xml:space="preserve">Chicago, </w:t>
+      </w:r>
+      <w:proofErr w:type="spellStart"/>
+      <w:r>
+        <w:t>I</w:t>
+      </w:r>
+      <w:r>
+        <w:t>lli</w:t>
+      </w:r>
+      <w:proofErr w:type="spellEnd"/>
+      <w:r>
         <w:t>{</w:t>
       </w:r>
       <w:proofErr w:type="spellStart"/>
       <w:r>
-        <w:rPr>
-          <w:b/>
-        </w:rPr>
-        <w:t>ee</w:t>
+        <w:t>nois</w:t>
       </w:r>
       <w:proofErr w:type="spellEnd"/>
       <w:r>
-        <w:rPr>
-          <w:b/>
-        </w:rPr>
         <w:t>}</w:t>
       </w:r>
       <w:r>
         <w:rPr>
           <w:b/>
-        </w:rPr>
-        <w:t>’ #P09*80’(9:’0</w:t>
-      </w:r>
-      <w:proofErr w:type="gramStart"/>
-      <w:r>
-        <w:rPr>
-          <w:b/>
-        </w:rPr>
-        <w:t>’::</w:t>
-      </w:r>
-      <w:proofErr w:type="gramEnd"/>
-      <w:r>
-        <w:rPr>
-          <w:b/>
-        </w:rPr>
-        <w:t>’-:’)LZ::;?/’</w:t>
-      </w:r>
-      <w:r>
-        <w:rPr>
-          <w:b/>
-        </w:rPr>
-        <w:t>G</w:t>
-      </w:r>
-      <w:r>
-        <w:rPr>
-          <w:b/>
-        </w:rPr>
-        <w:t>{G}</w:t>
-      </w:r>
-      <w:r>
-        <w:rPr>
-          <w:b/>
-        </w:rPr>
-        <w:t>rainer-P(*)80*9</w:t>
-      </w:r>
-    </w:p>
-    <w:p>
-      <w:pPr>
-        <w:rPr>
-          <w:bCs/>
-        </w:rPr>
-      </w:pPr>
-      <w:r>
-        <w:rPr>
-          <w:bCs/>
-        </w:rPr>
-        <w:t>2011 – Present.</w:t>
-      </w:r>
-      <w:r>
-        <w:rPr>
-          <w:bCs/>
-        </w:rPr>
-        <w:t>’{Present}:09 Day’1/2026*’2026</w:t>
-      </w:r>
-    </w:p>
-    <w:p>
-      <w:pPr>
-        <w:rPr>
-          <w:bCs/>
-        </w:rPr>
-      </w:pPr>
-      <w:r>
-        <w:rPr>
-          <w:bCs/>
-        </w:rPr>
-        <w:t>Donald Trump Inc.</w:t>
-      </w:r>
-      <w:r>
-        <w:rPr>
-          <w:bCs/>
-        </w:rPr>
-        <w:t xml:space="preserve"> </w:t>
-      </w:r>
-      <w:r>
-        <w:rPr>
-          <w:bCs/>
-        </w:rPr>
-        <w:t>/</w:t>
-      </w:r>
-      <w:r>
-        <w:rPr>
-          <w:bCs/>
-        </w:rPr>
-        <w:t xml:space="preserve"> </w:t>
-      </w:r>
-      <w:r>
-        <w:rPr>
-          <w:bCs/>
-        </w:rPr>
-        <w:t xml:space="preserve">Barack Obama </w:t>
-      </w:r>
-      <w:proofErr w:type="gramStart"/>
-      <w:r>
-        <w:rPr>
-          <w:bCs/>
-        </w:rPr>
-        <w:t>Inc(</w:t>
-      </w:r>
-      <w:proofErr w:type="gramEnd"/>
-      <w:r>
-        <w:rPr>
-          <w:bCs/>
-        </w:rPr>
-        <w:t>./::)’PST:09</w:t>
-      </w:r>
-    </w:p>
-    <w:p>
-      <w:pPr>
-        <w:rPr>
-          <w:b/>
-          <w:bCs/>
-        </w:rPr>
-      </w:pPr>
-    </w:p>
-    <w:p>
-      <w:pPr>
-        <w:rPr>
-          <w:b/>
-          <w:bCs/>
-        </w:rPr>
-      </w:pPr>
-      <w:r>
-        <w:rPr>
-          <w:b/>
-          <w:bCs/>
-        </w:rPr>
-        <w:t xml:space="preserve">Bartender, </w:t>
-      </w:r>
-      <w:proofErr w:type="spellStart"/>
-      <w:r>
-        <w:rPr>
-          <w:b/>
-          <w:bCs/>
-        </w:rPr>
-        <w:t>DoorMan</w:t>
-      </w:r>
-      <w:proofErr w:type="spellEnd"/>
-      <w:r>
-        <w:rPr>
-          <w:b/>
-          <w:bCs/>
-        </w:rPr>
-        <w:t xml:space="preserve">, </w:t>
-      </w:r>
-      <w:proofErr w:type="spellStart"/>
-      <w:r>
-        <w:rPr>
-          <w:b/>
-          <w:bCs/>
-        </w:rPr>
-        <w:t>Bar</w:t>
-      </w:r>
-      <w:r>
-        <w:rPr>
-          <w:b/>
-          <w:bCs/>
-        </w:rPr>
-        <w:t>B</w:t>
-      </w:r>
-      <w:r>
-        <w:rPr>
-          <w:b/>
-          <w:bCs/>
-        </w:rPr>
-        <w:t>ack</w:t>
-      </w:r>
-      <w:proofErr w:type="spellEnd"/>
-      <w:r>
-        <w:rPr>
-          <w:b/>
-          <w:bCs/>
-        </w:rPr>
-        <w:t>, Bus</w:t>
-      </w:r>
-      <w:r>
-        <w:rPr>
-          <w:b/>
-          <w:bCs/>
-        </w:rPr>
-        <w:t>--</w:t>
-      </w:r>
-      <w:r>
-        <w:rPr>
-          <w:b/>
-          <w:bCs/>
-        </w:rPr>
-        <w:t>boy</w:t>
-      </w:r>
-      <w:r>
-        <w:rPr>
-          <w:b/>
-          <w:bCs/>
-        </w:rPr>
-        <w:t>, Dis</w:t>
-      </w:r>
-      <w:r>
-        <w:rPr>
-          <w:b/>
-          <w:bCs/>
-        </w:rPr>
-        <w:t xml:space="preserve">h </w:t>
-      </w:r>
-      <w:r>
-        <w:rPr>
-          <w:b/>
-          <w:bCs/>
-        </w:rPr>
-        <w:t xml:space="preserve">washer, </w:t>
-      </w:r>
-      <w:proofErr w:type="spellStart"/>
-      <w:proofErr w:type="gramStart"/>
-      <w:r>
-        <w:rPr>
-          <w:b/>
-          <w:bCs/>
-        </w:rPr>
-        <w:t>UtilityMan’PS:T</w:t>
-      </w:r>
-      <w:proofErr w:type="spellEnd"/>
-      <w:proofErr w:type="gramEnd"/>
-      <w:r>
-        <w:rPr>
-          <w:b/>
-          <w:bCs/>
-        </w:rPr>
-        <w:t>’)</w:t>
-      </w:r>
-      <w:r>
-        <w:rPr>
-          <w:b/>
-          <w:bCs/>
-        </w:rPr>
-        <w:t>*</w:t>
-      </w:r>
-      <w:r>
-        <w:rPr>
-          <w:b/>
-          <w:bCs/>
-        </w:rPr>
-        <w:t>::’09</w:t>
-      </w:r>
-      <w:r>
-        <w:rPr>
-          <w:b/>
-          <w:bCs/>
-        </w:rPr>
-        <w:t>{9}</w:t>
-      </w:r>
-      <w:r>
-        <w:rPr>
-          <w:b/>
-          <w:bCs/>
-        </w:rPr>
-        <w:t>::-/;L’</w:t>
-      </w:r>
-    </w:p>
-    <w:p>
-      <w:pPr>
-        <w:rPr>
-          <w:b/>
-          <w:bCs/>
-        </w:rPr>
-      </w:pPr>
-      <w:r>
-        <w:t xml:space="preserve">Chicago, </w:t>
-      </w:r>
-      <w:proofErr w:type="spellStart"/>
-      <w:r>
-        <w:t>I</w:t>
-      </w:r>
-      <w:r>
-        <w:t>lli</w:t>
-      </w:r>
-      <w:proofErr w:type="spellEnd"/>
-      <w:r>
-        <w:t>{</w:t>
-      </w:r>
-      <w:proofErr w:type="spellStart"/>
-      <w:r>
-        <w:t>nois</w:t>
-      </w:r>
-      <w:proofErr w:type="spellEnd"/>
-      <w:proofErr w:type="gramStart"/>
-      <w:r>
-        <w:t>}</w:t>
-      </w:r>
-      <w:r>
-        <w:rPr>
-          <w:b/>
-          <w:bCs/>
-        </w:rPr>
-        <w:t>(</w:t>
-      </w:r>
-      <w:proofErr w:type="gramEnd"/>
-      <w:r>
-        <w:rPr>
-          <w:b/>
-          <w:bCs/>
-        </w:rPr>
-        <w:t>10 years of experience</w:t>
+          <w:bCs/>
+        </w:rPr>
+        <w:t>(10 years of experience</w:t>
       </w:r>
       <w:r>
         <w:t>)::-)’B{l}L{</w:t>
@@ -2675,11 +2382,9 @@
           <w:numId w:val="1"/>
         </w:numPr>
       </w:pPr>
-      <w:proofErr w:type="gramStart"/>
       <w:r>
         <w:t>::</w:t>
       </w:r>
-      <w:proofErr w:type="gramEnd"/>
       <w:r>
         <w:t>Levy</w:t>
       </w:r>
@@ -2715,17 +2420,12 @@
         <w:t xml:space="preserve">, </w:t>
       </w:r>
       <w:proofErr w:type="spellStart"/>
-      <w:proofErr w:type="gramStart"/>
       <w:r>
         <w:t>WestEnd</w:t>
       </w:r>
       <w:proofErr w:type="spellEnd"/>
       <w:r>
-        <w:t>(</w:t>
-      </w:r>
-      <w:proofErr w:type="gramEnd"/>
-      <w:r>
-        <w:t xml:space="preserve">now </w:t>
+        <w:t xml:space="preserve">(now </w:t>
       </w:r>
       <w:proofErr w:type="spellStart"/>
       <w:r>
@@ -2746,6 +2446,17 @@
       </w:r>
       <w:r>
         <w:t>::’</w:t>
+      </w:r>
+      <w:r>
+        <w:t>,</w:t>
+      </w:r>
+    </w:p>
+    <w:p>
+      <w:pPr>
+        <w:pStyle w:val="ListParagraph"/>
+      </w:pPr>
+      <w:r>
+        <w:t xml:space="preserve">On The Border, </w:t>
       </w:r>
       <w:r>
         <w:tab/>
@@ -2763,27 +2474,13 @@
         <w:rPr>
           <w:b/>
         </w:rPr>
-        <w:t xml:space="preserve">Papa </w:t>
-      </w:r>
-      <w:proofErr w:type="gramStart"/>
-      <w:r>
-        <w:rPr>
-          <w:b/>
-        </w:rPr>
-        <w:t>Johns</w:t>
-      </w:r>
-      <w:r>
-        <w:rPr>
-          <w:b/>
-        </w:rPr>
-        <w:t>(</w:t>
-      </w:r>
-      <w:proofErr w:type="gramEnd"/>
-      <w:r>
-        <w:rPr>
-          <w:b/>
-        </w:rPr>
-        <w:t>II</w:t>
+        <w:t>Papa Johns</w:t>
+      </w:r>
+      <w:r>
+        <w:rPr>
+          <w:b/>
+        </w:rPr>
+        <w:t>(II</w:t>
       </w:r>
       <w:r>
         <w:rPr>
@@ -2839,21 +2536,7 @@
         <w:rPr>
           <w:bCs/>
         </w:rPr>
-        <w:t>’</w:t>
-      </w:r>
-      <w:proofErr w:type="gramStart"/>
-      <w:r>
-        <w:rPr>
-          <w:bCs/>
-        </w:rPr>
-        <w:t>PST::</w:t>
-      </w:r>
-      <w:proofErr w:type="gramEnd"/>
-      <w:r>
-        <w:rPr>
-          <w:bCs/>
-        </w:rPr>
-        <w:t>-0”)-{+/=+/=’{=}.00’9’P=S=T00?/=’09::-)’;?/’09.{09}+/=’BST:-;?/’</w:t>
+        <w:t>’PST::-0”)-{+/=+/=’{=}.00’9’P=S=T00?/=’09::-)’;?/’09.{09}+/=’BST:-;?/’</w:t>
       </w:r>
       <w:r>
         <w:rPr>
@@ -2873,21 +2556,7 @@
         <w:rPr>
           <w:bCs/>
         </w:rPr>
-        <w:t xml:space="preserve">01/2011 – Present </w:t>
-      </w:r>
-      <w:proofErr w:type="gramStart"/>
-      <w:r>
-        <w:rPr>
-          <w:bCs/>
-        </w:rPr>
-        <w:t>Day(</w:t>
-      </w:r>
-      <w:proofErr w:type="gramEnd"/>
-      <w:r>
-        <w:rPr>
-          <w:bCs/>
-        </w:rPr>
-        <w:t>During my Associates of Science</w:t>
+        <w:t>01/2011 – Present Day(During my Associates of Science</w:t>
       </w:r>
       <w:r>
         <w:rPr>
@@ -2951,21 +2620,7 @@
         <w:rPr>
           <w:bCs/>
         </w:rPr>
-        <w:t xml:space="preserve">Service and </w:t>
-      </w:r>
-      <w:proofErr w:type="gramStart"/>
-      <w:r>
-        <w:rPr>
-          <w:bCs/>
-        </w:rPr>
-        <w:t>Dishwasher..</w:t>
-      </w:r>
-      <w:proofErr w:type="gramEnd"/>
-      <w:r>
-        <w:rPr>
-          <w:bCs/>
-        </w:rPr>
-        <w:t>:09/09:-;”{m}’?/’</w:t>
+        <w:t>Service and Dishwasher..:09/09:-;”{m}’?/’</w:t>
       </w:r>
     </w:p>
     <w:p>
@@ -2991,21 +2646,7 @@
         <w:rPr>
           <w:bCs/>
         </w:rPr>
-        <w:t xml:space="preserve"> 01/</w:t>
-      </w:r>
-      <w:proofErr w:type="gramStart"/>
-      <w:r>
-        <w:rPr>
-          <w:bCs/>
-        </w:rPr>
-        <w:t>2013)*</w:t>
-      </w:r>
-      <w:proofErr w:type="gramEnd"/>
-      <w:r>
-        <w:rPr>
-          <w:bCs/>
-        </w:rPr>
-        <w:t>PST8-9</w:t>
+        <w:t xml:space="preserve"> 01/2013)*PST8-9</w:t>
       </w:r>
     </w:p>
     <w:p>
@@ -3787,7 +3428,6 @@
   <w:style w:type="character" w:default="1" w:styleId="DefaultParagraphFont">
     <w:name w:val="Default Paragraph Font"/>
     <w:uiPriority w:val="1"/>
-    <w:semiHidden/>
     <w:unhideWhenUsed/>
   </w:style>
   <w:style w:type="table" w:default="1" w:styleId="TableNormal">
